--- a/Video Game Design - year/Unit 5 - Game Design Principles & UI/Daily Lesson Plans/Word/Day 7.docx
+++ b/Video Game Design - year/Unit 5 - Game Design Principles & UI/Daily Lesson Plans/Word/Day 7.docx
@@ -50,16 +50,19 @@
               </w:rPr>
               <w:t xml:space="preserve">Video Game Design — Full Year</w:t>
             </w:r>
-          </w:p>
-          <w:p>
-            <w:pPr>
-              <w:spacing w:before="40"/>
-              <w:jc w:val="center"/>
-            </w:pPr>
-            <w:r>
-              <w:rPr>
-                <w:rFonts w:ascii="Arial" w:cs="Arial" w:eastAsia="Arial" w:hAnsi="Arial"/>
-                <w:color w:val="D1C4E9"/>
+            <w:r>
+              <w:rPr>
+                <w:rFonts w:ascii="Arial" w:cs="Arial" w:eastAsia="Arial" w:hAnsi="Arial"/>
+                <w:sz w:val="16"/>
+                <w:szCs w:val="16"/>
+              </w:rPr>
+              <w:br/>
+              <w:t xml:space="preserve"/>
+            </w:r>
+            <w:r>
+              <w:rPr>
+                <w:rFonts w:ascii="Arial" w:cs="Arial" w:eastAsia="Arial" w:hAnsi="Arial"/>
+                <w:color w:val="CE93D8"/>
                 <w:sz w:val="16"/>
                 <w:szCs w:val="16"/>
               </w:rPr>
@@ -83,7 +86,7 @@
           <w:rFonts w:ascii="Arial" w:cs="Arial" w:eastAsia="Arial" w:hAnsi="Arial"/>
           <w:b/>
           <w:bCs/>
-          <w:color w:val="311B56"/>
+          <w:color w:val="5B2D8E"/>
           <w:sz w:val="32"/>
           <w:szCs w:val="32"/>
         </w:rPr>
@@ -261,9 +264,9 @@
               <w:right w:val="single" w:color="CCCCCC" w:sz="1"/>
             </w:tcBorders>
             <w:tcMar>
-              <w:top w:type="dxa" w:w="60"/>
+              <w:top w:type="dxa" w:w="80"/>
               <w:left w:type="dxa" w:w="120"/>
-              <w:bottom w:type="dxa" w:w="60"/>
+              <w:bottom w:type="dxa" w:w="80"/>
               <w:right w:type="dxa" w:w="120"/>
             </w:tcMar>
           </w:tcPr>
@@ -290,20 +293,213 @@
               <w:right w:val="single" w:color="CCCCCC" w:sz="1"/>
             </w:tcBorders>
             <w:tcMar>
-              <w:top w:type="dxa" w:w="60"/>
+              <w:top w:type="dxa" w:w="80"/>
               <w:left w:type="dxa" w:w="120"/>
-              <w:bottom w:type="dxa" w:w="60"/>
+              <w:bottom w:type="dxa" w:w="80"/>
               <w:right w:type="dxa" w:w="120"/>
             </w:tcMar>
           </w:tcPr>
           <w:p>
-            <w:r>
-              <w:rPr>
-                <w:rFonts w:ascii="Arial" w:cs="Arial" w:eastAsia="Arial" w:hAnsi="Arial"/>
-                <w:sz w:val="20"/>
-                <w:szCs w:val="20"/>
+            <w:pPr>
+              <w:spacing w:after="80" w:before="80"/>
+            </w:pPr>
+            <w:r>
+              <w:rPr>
+                <w:rFonts w:ascii="Arial" w:cs="Arial" w:eastAsia="Arial" w:hAnsi="Arial"/>
+                <w:b/>
+                <w:bCs/>
+                <w:i w:val="false"/>
+                <w:iCs w:val="false"/>
+                <w:color w:val="000000"/>
+                <w:sz w:val="22"/>
+                <w:szCs w:val="22"/>
               </w:rPr>
               <w:t xml:space="preserve">Bell Ringer / Review</w:t>
+            </w:r>
+            <w:r>
+              <w:rPr>
+                <w:rFonts w:ascii="Arial" w:cs="Arial" w:eastAsia="Arial" w:hAnsi="Arial"/>
+                <w:sz w:val="20"/>
+                <w:szCs w:val="20"/>
+              </w:rPr>
+              <w:br/>
+              <w:t xml:space="preserve"/>
+            </w:r>
+            <w:r>
+              <w:rPr>
+                <w:rFonts w:ascii="Arial" w:cs="Arial" w:eastAsia="Arial" w:hAnsi="Arial"/>
+                <w:sz w:val="20"/>
+                <w:szCs w:val="20"/>
+              </w:rPr>
+              <w:br/>
+              <w:t xml:space="preserve"/>
+            </w:r>
+            <w:r>
+              <w:rPr>
+                <w:rFonts w:ascii="Arial" w:cs="Arial" w:eastAsia="Arial" w:hAnsi="Arial"/>
+                <w:b/>
+                <w:bCs/>
+                <w:i w:val="false"/>
+                <w:iCs w:val="false"/>
+                <w:color w:val="000000"/>
+                <w:sz w:val="20"/>
+                <w:szCs w:val="20"/>
+              </w:rPr>
+              <w:t xml:space="preserve">Quick Write </w:t>
+            </w:r>
+            <w:r>
+              <w:rPr>
+                <w:rFonts w:ascii="Arial" w:cs="Arial" w:eastAsia="Arial" w:hAnsi="Arial"/>
+                <w:b w:val="false"/>
+                <w:bCs w:val="false"/>
+                <w:i w:val="false"/>
+                <w:iCs w:val="false"/>
+                <w:color w:val="000000"/>
+                <w:sz w:val="20"/>
+                <w:szCs w:val="20"/>
+              </w:rPr>
+              <w:t xml:space="preserve">(3 min — written or verbal):</w:t>
+            </w:r>
+            <w:r>
+              <w:rPr>
+                <w:rFonts w:ascii="Arial" w:cs="Arial" w:eastAsia="Arial" w:hAnsi="Arial"/>
+                <w:sz w:val="20"/>
+                <w:szCs w:val="20"/>
+              </w:rPr>
+              <w:br/>
+              <w:t xml:space="preserve"/>
+            </w:r>
+            <w:r>
+              <w:rPr>
+                <w:rFonts w:ascii="Arial" w:cs="Arial" w:eastAsia="Arial" w:hAnsi="Arial"/>
+                <w:b w:val="false"/>
+                <w:bCs w:val="false"/>
+                <w:i w:val="false"/>
+                <w:iCs w:val="false"/>
+                <w:color w:val="000000"/>
+                <w:sz w:val="20"/>
+                <w:szCs w:val="20"/>
+              </w:rPr>
+              <w:t xml:space="preserve">    What do you already know about how to create interactive buttons and hook them to C# methods?</w:t>
+            </w:r>
+            <w:r>
+              <w:rPr>
+                <w:rFonts w:ascii="Arial" w:cs="Arial" w:eastAsia="Arial" w:hAnsi="Arial"/>
+                <w:sz w:val="20"/>
+                <w:szCs w:val="20"/>
+              </w:rPr>
+              <w:br/>
+              <w:t xml:space="preserve"/>
+            </w:r>
+            <w:r>
+              <w:rPr>
+                <w:rFonts w:ascii="Arial" w:cs="Arial" w:eastAsia="Arial" w:hAnsi="Arial"/>
+                <w:sz w:val="20"/>
+                <w:szCs w:val="20"/>
+              </w:rPr>
+              <w:br/>
+              <w:t xml:space="preserve"/>
+            </w:r>
+            <w:r>
+              <w:rPr>
+                <w:rFonts w:ascii="Arial" w:cs="Arial" w:eastAsia="Arial" w:hAnsi="Arial"/>
+                <w:b/>
+                <w:bCs/>
+                <w:i w:val="false"/>
+                <w:iCs w:val="false"/>
+                <w:color w:val="000000"/>
+                <w:sz w:val="20"/>
+                <w:szCs w:val="20"/>
+              </w:rPr>
+              <w:t xml:space="preserve">Vocabulary Preview — </w:t>
+            </w:r>
+            <w:r>
+              <w:rPr>
+                <w:rFonts w:ascii="Arial" w:cs="Arial" w:eastAsia="Arial" w:hAnsi="Arial"/>
+                <w:b w:val="false"/>
+                <w:bCs w:val="false"/>
+                <w:i w:val="false"/>
+                <w:iCs w:val="false"/>
+                <w:color w:val="000000"/>
+                <w:sz w:val="20"/>
+                <w:szCs w:val="20"/>
+              </w:rPr>
+              <w:t xml:space="preserve">terms we'll use today:</w:t>
+            </w:r>
+            <w:r>
+              <w:rPr>
+                <w:rFonts w:ascii="Arial" w:cs="Arial" w:eastAsia="Arial" w:hAnsi="Arial"/>
+                <w:sz w:val="20"/>
+                <w:szCs w:val="20"/>
+              </w:rPr>
+              <w:br/>
+              <w:t xml:space="preserve"/>
+            </w:r>
+            <w:r>
+              <w:rPr>
+                <w:rFonts w:ascii="Arial" w:cs="Arial" w:eastAsia="Arial" w:hAnsi="Arial"/>
+                <w:b w:val="false"/>
+                <w:bCs w:val="false"/>
+                <w:i w:val="false"/>
+                <w:iCs w:val="false"/>
+                <w:color w:val="000000"/>
+                <w:sz w:val="20"/>
+                <w:szCs w:val="20"/>
+              </w:rPr>
+              <w:t xml:space="preserve">    • Button Component   •   onClick Event   •   Two Ways to Hook Buttons   •   Inspector   •   Script   •   Button States</w:t>
+            </w:r>
+            <w:r>
+              <w:rPr>
+                <w:rFonts w:ascii="Arial" w:cs="Arial" w:eastAsia="Arial" w:hAnsi="Arial"/>
+                <w:sz w:val="20"/>
+                <w:szCs w:val="20"/>
+              </w:rPr>
+              <w:br/>
+              <w:t xml:space="preserve"/>
+            </w:r>
+            <w:r>
+              <w:rPr>
+                <w:rFonts w:ascii="Arial" w:cs="Arial" w:eastAsia="Arial" w:hAnsi="Arial"/>
+                <w:sz w:val="20"/>
+                <w:szCs w:val="20"/>
+              </w:rPr>
+              <w:br/>
+              <w:t xml:space="preserve"/>
+            </w:r>
+            <w:r>
+              <w:rPr>
+                <w:rFonts w:ascii="Arial" w:cs="Arial" w:eastAsia="Arial" w:hAnsi="Arial"/>
+                <w:b w:val="false"/>
+                <w:bCs w:val="false"/>
+                <w:i/>
+                <w:iCs/>
+                <w:color w:val="444444"/>
+                <w:sz w:val="20"/>
+                <w:szCs w:val="20"/>
+              </w:rPr>
+              <w:t xml:space="preserve">Today's Goal: By the end of class you will be able to create interactive buttons and hook them to C# methods.</w:t>
+            </w:r>
+            <w:r>
+              <w:rPr>
+                <w:rFonts w:ascii="Arial" w:cs="Arial" w:eastAsia="Arial" w:hAnsi="Arial"/>
+                <w:sz w:val="20"/>
+                <w:szCs w:val="20"/>
+              </w:rPr>
+              <w:br/>
+              <w:t xml:space="preserve"/>
+            </w:r>
+            <w:r>
+              <w:rPr>
+                <w:rFonts w:ascii="Arial" w:cs="Arial" w:eastAsia="Arial" w:hAnsi="Arial"/>
+                <w:b w:val="false"/>
+                <w:bCs w:val="false"/>
+                <w:i/>
+                <w:iCs/>
+                <w:color w:val="555555"/>
+                <w:sz w:val="20"/>
+                <w:szCs w:val="20"/>
+              </w:rPr>
+              <w:t xml:space="preserve">→ Pair-share your response, then 2–3 students share with the class.</w:t>
             </w:r>
           </w:p>
         </w:tc>
@@ -319,9 +515,9 @@
               <w:right w:val="single" w:color="CCCCCC" w:sz="1"/>
             </w:tcBorders>
             <w:tcMar>
-              <w:top w:type="dxa" w:w="60"/>
+              <w:top w:type="dxa" w:w="80"/>
               <w:left w:type="dxa" w:w="120"/>
-              <w:bottom w:type="dxa" w:w="60"/>
+              <w:bottom w:type="dxa" w:w="80"/>
               <w:right w:type="dxa" w:w="120"/>
             </w:tcMar>
           </w:tcPr>
@@ -348,20 +544,380 @@
               <w:right w:val="single" w:color="CCCCCC" w:sz="1"/>
             </w:tcBorders>
             <w:tcMar>
-              <w:top w:type="dxa" w:w="60"/>
+              <w:top w:type="dxa" w:w="80"/>
               <w:left w:type="dxa" w:w="120"/>
-              <w:bottom w:type="dxa" w:w="60"/>
+              <w:bottom w:type="dxa" w:w="80"/>
               <w:right w:type="dxa" w:w="120"/>
             </w:tcMar>
           </w:tcPr>
           <w:p>
-            <w:r>
-              <w:rPr>
-                <w:rFonts w:ascii="Arial" w:cs="Arial" w:eastAsia="Arial" w:hAnsi="Arial"/>
-                <w:sz w:val="20"/>
-                <w:szCs w:val="20"/>
-              </w:rPr>
-              <w:t xml:space="preserve">Mini Lesson: Button Component &amp; onClick Events</w:t>
+            <w:pPr>
+              <w:spacing w:after="80" w:before="80"/>
+            </w:pPr>
+            <w:r>
+              <w:rPr>
+                <w:rFonts w:ascii="Arial" w:cs="Arial" w:eastAsia="Arial" w:hAnsi="Arial"/>
+                <w:b/>
+                <w:bCs/>
+                <w:i w:val="false"/>
+                <w:iCs w:val="false"/>
+                <w:color w:val="000000"/>
+                <w:sz w:val="22"/>
+                <w:szCs w:val="22"/>
+              </w:rPr>
+              <w:t xml:space="preserve">Mini Lesson: </w:t>
+            </w:r>
+            <w:r>
+              <w:rPr>
+                <w:rFonts w:ascii="Arial" w:cs="Arial" w:eastAsia="Arial" w:hAnsi="Arial"/>
+                <w:b w:val="false"/>
+                <w:bCs w:val="false"/>
+                <w:i w:val="false"/>
+                <w:iCs w:val="false"/>
+                <w:color w:val="000000"/>
+                <w:sz w:val="22"/>
+                <w:szCs w:val="22"/>
+              </w:rPr>
+              <w:t xml:space="preserve">Button Component &amp; onClick Events</w:t>
+            </w:r>
+            <w:r>
+              <w:rPr>
+                <w:rFonts w:ascii="Arial" w:cs="Arial" w:eastAsia="Arial" w:hAnsi="Arial"/>
+                <w:sz w:val="20"/>
+                <w:szCs w:val="20"/>
+              </w:rPr>
+              <w:br/>
+              <w:t xml:space="preserve"/>
+            </w:r>
+            <w:r>
+              <w:rPr>
+                <w:rFonts w:ascii="Arial" w:cs="Arial" w:eastAsia="Arial" w:hAnsi="Arial"/>
+                <w:sz w:val="20"/>
+                <w:szCs w:val="20"/>
+              </w:rPr>
+              <w:br/>
+              <w:t xml:space="preserve"/>
+            </w:r>
+            <w:r>
+              <w:rPr>
+                <w:rFonts w:ascii="Arial" w:cs="Arial" w:eastAsia="Arial" w:hAnsi="Arial"/>
+                <w:b/>
+                <w:bCs/>
+                <w:i/>
+                <w:iCs/>
+                <w:color w:val="000000"/>
+                <w:sz w:val="20"/>
+                <w:szCs w:val="20"/>
+              </w:rPr>
+              <w:t xml:space="preserve">Learning Target: </w:t>
+            </w:r>
+            <w:r>
+              <w:rPr>
+                <w:rFonts w:ascii="Arial" w:cs="Arial" w:eastAsia="Arial" w:hAnsi="Arial"/>
+                <w:b w:val="false"/>
+                <w:bCs w:val="false"/>
+                <w:i/>
+                <w:iCs/>
+                <w:color w:val="333333"/>
+                <w:sz w:val="20"/>
+                <w:szCs w:val="20"/>
+              </w:rPr>
+              <w:t xml:space="preserve">I can create interactive buttons and hook them to C# methods.</w:t>
+            </w:r>
+            <w:r>
+              <w:rPr>
+                <w:rFonts w:ascii="Arial" w:cs="Arial" w:eastAsia="Arial" w:hAnsi="Arial"/>
+                <w:sz w:val="20"/>
+                <w:szCs w:val="20"/>
+              </w:rPr>
+              <w:br/>
+              <w:t xml:space="preserve"/>
+            </w:r>
+            <w:r>
+              <w:rPr>
+                <w:rFonts w:ascii="Arial" w:cs="Arial" w:eastAsia="Arial" w:hAnsi="Arial"/>
+                <w:sz w:val="20"/>
+                <w:szCs w:val="20"/>
+              </w:rPr>
+              <w:br/>
+              <w:t xml:space="preserve"/>
+            </w:r>
+            <w:r>
+              <w:rPr>
+                <w:rFonts w:ascii="Arial" w:cs="Arial" w:eastAsia="Arial" w:hAnsi="Arial"/>
+                <w:b w:val="false"/>
+                <w:bCs w:val="false"/>
+                <w:i w:val="false"/>
+                <w:iCs w:val="false"/>
+                <w:color w:val="000000"/>
+                <w:sz w:val="20"/>
+                <w:szCs w:val="20"/>
+              </w:rPr>
+              <w:t xml:space="preserve">Button Component: Automatically handles UI interaction (hover, click, pressed states).</w:t>
+            </w:r>
+            <w:r>
+              <w:rPr>
+                <w:rFonts w:ascii="Arial" w:cs="Arial" w:eastAsia="Arial" w:hAnsi="Arial"/>
+                <w:sz w:val="20"/>
+                <w:szCs w:val="20"/>
+              </w:rPr>
+              <w:br/>
+              <w:t xml:space="preserve"/>
+            </w:r>
+            <w:r>
+              <w:rPr>
+                <w:rFonts w:ascii="Arial" w:cs="Arial" w:eastAsia="Arial" w:hAnsi="Arial"/>
+                <w:b w:val="false"/>
+                <w:bCs w:val="false"/>
+                <w:i w:val="false"/>
+                <w:iCs w:val="false"/>
+                <w:color w:val="000000"/>
+                <w:sz w:val="20"/>
+                <w:szCs w:val="20"/>
+              </w:rPr>
+              <w:t xml:space="preserve">onClick Event: Fires when player clicks/taps the button. Can call multiple methods.</w:t>
+            </w:r>
+            <w:r>
+              <w:rPr>
+                <w:rFonts w:ascii="Arial" w:cs="Arial" w:eastAsia="Arial" w:hAnsi="Arial"/>
+                <w:sz w:val="20"/>
+                <w:szCs w:val="20"/>
+              </w:rPr>
+              <w:br/>
+              <w:t xml:space="preserve"/>
+            </w:r>
+            <w:r>
+              <w:rPr>
+                <w:rFonts w:ascii="Arial" w:cs="Arial" w:eastAsia="Arial" w:hAnsi="Arial"/>
+                <w:sz w:val="20"/>
+                <w:szCs w:val="20"/>
+              </w:rPr>
+              <w:br/>
+              <w:t xml:space="preserve"/>
+            </w:r>
+            <w:r>
+              <w:rPr>
+                <w:rFonts w:ascii="Arial" w:cs="Arial" w:eastAsia="Arial" w:hAnsi="Arial"/>
+                <w:b/>
+                <w:bCs/>
+                <w:i w:val="false"/>
+                <w:iCs w:val="false"/>
+                <w:color w:val="000000"/>
+                <w:sz w:val="20"/>
+                <w:szCs w:val="20"/>
+              </w:rPr>
+              <w:t xml:space="preserve">Key Concepts:</w:t>
+            </w:r>
+            <w:r>
+              <w:rPr>
+                <w:rFonts w:ascii="Arial" w:cs="Arial" w:eastAsia="Arial" w:hAnsi="Arial"/>
+                <w:sz w:val="20"/>
+                <w:szCs w:val="20"/>
+              </w:rPr>
+              <w:br/>
+              <w:t xml:space="preserve"/>
+            </w:r>
+            <w:r>
+              <w:rPr>
+                <w:rFonts w:ascii="Arial" w:cs="Arial" w:eastAsia="Arial" w:hAnsi="Arial"/>
+                <w:b w:val="false"/>
+                <w:bCs w:val="false"/>
+                <w:i w:val="false"/>
+                <w:iCs w:val="false"/>
+                <w:color w:val="000000"/>
+                <w:sz w:val="20"/>
+                <w:szCs w:val="20"/>
+              </w:rPr>
+              <w:t xml:space="preserve">    • Normal: Default appearance</w:t>
+            </w:r>
+            <w:r>
+              <w:rPr>
+                <w:rFonts w:ascii="Arial" w:cs="Arial" w:eastAsia="Arial" w:hAnsi="Arial"/>
+                <w:sz w:val="20"/>
+                <w:szCs w:val="20"/>
+              </w:rPr>
+              <w:br/>
+              <w:t xml:space="preserve"/>
+            </w:r>
+            <w:r>
+              <w:rPr>
+                <w:rFonts w:ascii="Arial" w:cs="Arial" w:eastAsia="Arial" w:hAnsi="Arial"/>
+                <w:b w:val="false"/>
+                <w:bCs w:val="false"/>
+                <w:i w:val="false"/>
+                <w:iCs w:val="false"/>
+                <w:color w:val="000000"/>
+                <w:sz w:val="20"/>
+                <w:szCs w:val="20"/>
+              </w:rPr>
+              <w:t xml:space="preserve">    • Highlighted: Cursor hovering</w:t>
+            </w:r>
+            <w:r>
+              <w:rPr>
+                <w:rFonts w:ascii="Arial" w:cs="Arial" w:eastAsia="Arial" w:hAnsi="Arial"/>
+                <w:sz w:val="20"/>
+                <w:szCs w:val="20"/>
+              </w:rPr>
+              <w:br/>
+              <w:t xml:space="preserve"/>
+            </w:r>
+            <w:r>
+              <w:rPr>
+                <w:rFonts w:ascii="Arial" w:cs="Arial" w:eastAsia="Arial" w:hAnsi="Arial"/>
+                <w:b w:val="false"/>
+                <w:bCs w:val="false"/>
+                <w:i w:val="false"/>
+                <w:iCs w:val="false"/>
+                <w:color w:val="000000"/>
+                <w:sz w:val="20"/>
+                <w:szCs w:val="20"/>
+              </w:rPr>
+              <w:t xml:space="preserve">    • Pressed: Currently clicked</w:t>
+            </w:r>
+            <w:r>
+              <w:rPr>
+                <w:rFonts w:ascii="Arial" w:cs="Arial" w:eastAsia="Arial" w:hAnsi="Arial"/>
+                <w:sz w:val="20"/>
+                <w:szCs w:val="20"/>
+              </w:rPr>
+              <w:br/>
+              <w:t xml:space="preserve"/>
+            </w:r>
+            <w:r>
+              <w:rPr>
+                <w:rFonts w:ascii="Arial" w:cs="Arial" w:eastAsia="Arial" w:hAnsi="Arial"/>
+                <w:b w:val="false"/>
+                <w:bCs w:val="false"/>
+                <w:i w:val="false"/>
+                <w:iCs w:val="false"/>
+                <w:color w:val="000000"/>
+                <w:sz w:val="20"/>
+                <w:szCs w:val="20"/>
+              </w:rPr>
+              <w:t xml:space="preserve">    • Disabled: Grayed out</w:t>
+            </w:r>
+            <w:r>
+              <w:rPr>
+                <w:rFonts w:ascii="Arial" w:cs="Arial" w:eastAsia="Arial" w:hAnsi="Arial"/>
+                <w:sz w:val="20"/>
+                <w:szCs w:val="20"/>
+              </w:rPr>
+              <w:br/>
+              <w:t xml:space="preserve"/>
+            </w:r>
+            <w:r>
+              <w:rPr>
+                <w:rFonts w:ascii="Arial" w:cs="Arial" w:eastAsia="Arial" w:hAnsi="Arial"/>
+                <w:sz w:val="20"/>
+                <w:szCs w:val="20"/>
+              </w:rPr>
+              <w:br/>
+              <w:t xml:space="preserve"/>
+            </w:r>
+            <w:r>
+              <w:rPr>
+                <w:rFonts w:ascii="Arial" w:cs="Arial" w:eastAsia="Arial" w:hAnsi="Arial"/>
+                <w:b/>
+                <w:bCs/>
+                <w:i w:val="false"/>
+                <w:iCs w:val="false"/>
+                <w:color w:val="000000"/>
+                <w:sz w:val="20"/>
+                <w:szCs w:val="20"/>
+              </w:rPr>
+              <w:t xml:space="preserve">Vocabulary: </w:t>
+            </w:r>
+            <w:r>
+              <w:rPr>
+                <w:rFonts w:ascii="Arial" w:cs="Arial" w:eastAsia="Arial" w:hAnsi="Arial"/>
+                <w:b w:val="false"/>
+                <w:bCs w:val="false"/>
+                <w:i w:val="false"/>
+                <w:iCs w:val="false"/>
+                <w:color w:val="000000"/>
+                <w:sz w:val="20"/>
+                <w:szCs w:val="20"/>
+              </w:rPr>
+              <w:t xml:space="preserve">Button Component, onClick Event, Two Ways to Hook Buttons, Inspector, Script, Button States</w:t>
+            </w:r>
+            <w:r>
+              <w:rPr>
+                <w:rFonts w:ascii="Arial" w:cs="Arial" w:eastAsia="Arial" w:hAnsi="Arial"/>
+                <w:sz w:val="20"/>
+                <w:szCs w:val="20"/>
+              </w:rPr>
+              <w:br/>
+              <w:t xml:space="preserve"/>
+            </w:r>
+            <w:r>
+              <w:rPr>
+                <w:rFonts w:ascii="Arial" w:cs="Arial" w:eastAsia="Arial" w:hAnsi="Arial"/>
+                <w:sz w:val="20"/>
+                <w:szCs w:val="20"/>
+              </w:rPr>
+              <w:br/>
+              <w:t xml:space="preserve"/>
+            </w:r>
+            <w:r>
+              <w:rPr>
+                <w:rFonts w:ascii="Arial" w:cs="Arial" w:eastAsia="Arial" w:hAnsi="Arial"/>
+                <w:b/>
+                <w:bCs/>
+                <w:i/>
+                <w:iCs/>
+                <w:color w:val="555555"/>
+                <w:sz w:val="20"/>
+                <w:szCs w:val="20"/>
+              </w:rPr>
+              <w:t xml:space="preserve">→ Live Demo — </w:t>
+            </w:r>
+            <w:r>
+              <w:rPr>
+                <w:rFonts w:ascii="Arial" w:cs="Arial" w:eastAsia="Arial" w:hAnsi="Arial"/>
+                <w:b w:val="false"/>
+                <w:bCs w:val="false"/>
+                <w:i/>
+                <w:iCs/>
+                <w:color w:val="555555"/>
+                <w:sz w:val="20"/>
+                <w:szCs w:val="20"/>
+              </w:rPr>
+              <w:t xml:space="preserve">type examples as students follow along in their own editor.</w:t>
+            </w:r>
+            <w:r>
+              <w:rPr>
+                <w:rFonts w:ascii="Arial" w:cs="Arial" w:eastAsia="Arial" w:hAnsi="Arial"/>
+                <w:sz w:val="20"/>
+                <w:szCs w:val="20"/>
+              </w:rPr>
+              <w:br/>
+              <w:t xml:space="preserve"/>
+            </w:r>
+            <w:r>
+              <w:rPr>
+                <w:rFonts w:ascii="Arial" w:cs="Arial" w:eastAsia="Arial" w:hAnsi="Arial"/>
+                <w:b/>
+                <w:bCs/>
+                <w:i/>
+                <w:iCs/>
+                <w:color w:val="555555"/>
+                <w:sz w:val="20"/>
+                <w:szCs w:val="20"/>
+              </w:rPr>
+              <w:t xml:space="preserve">→ Check for Understanding: </w:t>
+            </w:r>
+            <w:r>
+              <w:rPr>
+                <w:rFonts w:ascii="Arial" w:cs="Arial" w:eastAsia="Arial" w:hAnsi="Arial"/>
+                <w:b w:val="false"/>
+                <w:bCs w:val="false"/>
+                <w:i/>
+                <w:iCs/>
+                <w:color w:val="555555"/>
+                <w:sz w:val="20"/>
+                <w:szCs w:val="20"/>
+              </w:rPr>
+              <w:t xml:space="preserve">pause and cold-call: “Can someone explain what we just did in their own words?”</w:t>
             </w:r>
           </w:p>
         </w:tc>
@@ -377,9 +933,9 @@
               <w:right w:val="single" w:color="CCCCCC" w:sz="1"/>
             </w:tcBorders>
             <w:tcMar>
-              <w:top w:type="dxa" w:w="60"/>
+              <w:top w:type="dxa" w:w="80"/>
               <w:left w:type="dxa" w:w="120"/>
-              <w:bottom w:type="dxa" w:w="60"/>
+              <w:bottom w:type="dxa" w:w="80"/>
               <w:right w:type="dxa" w:w="120"/>
             </w:tcMar>
           </w:tcPr>
@@ -406,20 +962,90 @@
               <w:right w:val="single" w:color="CCCCCC" w:sz="1"/>
             </w:tcBorders>
             <w:tcMar>
-              <w:top w:type="dxa" w:w="60"/>
+              <w:top w:type="dxa" w:w="80"/>
               <w:left w:type="dxa" w:w="120"/>
-              <w:bottom w:type="dxa" w:w="60"/>
+              <w:bottom w:type="dxa" w:w="80"/>
               <w:right w:type="dxa" w:w="120"/>
             </w:tcMar>
           </w:tcPr>
           <w:p>
-            <w:r>
-              <w:rPr>
-                <w:rFonts w:ascii="Arial" w:cs="Arial" w:eastAsia="Arial" w:hAnsi="Arial"/>
-                <w:sz w:val="20"/>
-                <w:szCs w:val="20"/>
+            <w:pPr>
+              <w:spacing w:after="80" w:before="80"/>
+            </w:pPr>
+            <w:r>
+              <w:rPr>
+                <w:rFonts w:ascii="Arial" w:cs="Arial" w:eastAsia="Arial" w:hAnsi="Arial"/>
+                <w:b/>
+                <w:bCs/>
+                <w:i w:val="false"/>
+                <w:iCs w:val="false"/>
+                <w:color w:val="000000"/>
+                <w:sz w:val="22"/>
+                <w:szCs w:val="22"/>
               </w:rPr>
               <w:t xml:space="preserve">Guided Practice</w:t>
+            </w:r>
+            <w:r>
+              <w:rPr>
+                <w:rFonts w:ascii="Arial" w:cs="Arial" w:eastAsia="Arial" w:hAnsi="Arial"/>
+                <w:sz w:val="20"/>
+                <w:szCs w:val="20"/>
+              </w:rPr>
+              <w:br/>
+              <w:t xml:space="preserve"/>
+            </w:r>
+            <w:r>
+              <w:rPr>
+                <w:rFonts w:ascii="Arial" w:cs="Arial" w:eastAsia="Arial" w:hAnsi="Arial"/>
+                <w:sz w:val="20"/>
+                <w:szCs w:val="20"/>
+              </w:rPr>
+              <w:br/>
+              <w:t xml:space="preserve"/>
+            </w:r>
+            <w:r>
+              <w:rPr>
+                <w:rFonts w:ascii="Arial" w:cs="Arial" w:eastAsia="Arial" w:hAnsi="Arial"/>
+                <w:b w:val="false"/>
+                <w:bCs w:val="false"/>
+                <w:i w:val="false"/>
+                <w:iCs w:val="false"/>
+                <w:color w:val="000000"/>
+                <w:sz w:val="20"/>
+                <w:szCs w:val="20"/>
+              </w:rPr>
+              <w:t xml:space="preserve">1. Create a Simple Menu:</w:t>
+            </w:r>
+            <w:r>
+              <w:rPr>
+                <w:rFonts w:ascii="Arial" w:cs="Arial" w:eastAsia="Arial" w:hAnsi="Arial"/>
+                <w:sz w:val="20"/>
+                <w:szCs w:val="20"/>
+              </w:rPr>
+              <w:br/>
+              <w:t xml:space="preserve"/>
+            </w:r>
+            <w:r>
+              <w:rPr>
+                <w:rFonts w:ascii="Arial" w:cs="Arial" w:eastAsia="Arial" w:hAnsi="Arial"/>
+                <w:sz w:val="20"/>
+                <w:szCs w:val="20"/>
+              </w:rPr>
+              <w:br/>
+              <w:t xml:space="preserve"/>
+            </w:r>
+            <w:r>
+              <w:rPr>
+                <w:rFonts w:ascii="Arial" w:cs="Arial" w:eastAsia="Arial" w:hAnsi="Arial"/>
+                <w:b w:val="false"/>
+                <w:bCs w:val="false"/>
+                <w:i/>
+                <w:iCs/>
+                <w:color w:val="555555"/>
+                <w:sz w:val="20"/>
+                <w:szCs w:val="20"/>
+              </w:rPr>
+              <w:t xml:space="preserve">→ Teacher models — students try alongside, then compare results.</w:t>
             </w:r>
           </w:p>
         </w:tc>
@@ -435,9 +1061,9 @@
               <w:right w:val="single" w:color="CCCCCC" w:sz="1"/>
             </w:tcBorders>
             <w:tcMar>
-              <w:top w:type="dxa" w:w="60"/>
+              <w:top w:type="dxa" w:w="80"/>
               <w:left w:type="dxa" w:w="120"/>
-              <w:bottom w:type="dxa" w:w="60"/>
+              <w:bottom w:type="dxa" w:w="80"/>
               <w:right w:type="dxa" w:w="120"/>
             </w:tcMar>
           </w:tcPr>
@@ -450,7 +1076,7 @@
                 <w:sz w:val="20"/>
                 <w:szCs w:val="20"/>
               </w:rPr>
-              <w:t xml:space="preserve">15-20 min</w:t>
+              <w:t xml:space="preserve">15–20 min</w:t>
             </w:r>
           </w:p>
         </w:tc>
@@ -464,20 +1090,81 @@
               <w:right w:val="single" w:color="CCCCCC" w:sz="1"/>
             </w:tcBorders>
             <w:tcMar>
-              <w:top w:type="dxa" w:w="60"/>
+              <w:top w:type="dxa" w:w="80"/>
               <w:left w:type="dxa" w:w="120"/>
-              <w:bottom w:type="dxa" w:w="60"/>
+              <w:bottom w:type="dxa" w:w="80"/>
               <w:right w:type="dxa" w:w="120"/>
             </w:tcMar>
           </w:tcPr>
           <w:p>
-            <w:r>
-              <w:rPr>
-                <w:rFonts w:ascii="Arial" w:cs="Arial" w:eastAsia="Arial" w:hAnsi="Arial"/>
-                <w:sz w:val="20"/>
-                <w:szCs w:val="20"/>
-              </w:rPr>
-              <w:t xml:space="preserve">Independent Practice / Build Time</w:t>
+            <w:pPr>
+              <w:spacing w:after="80" w:before="80"/>
+            </w:pPr>
+            <w:r>
+              <w:rPr>
+                <w:rFonts w:ascii="Arial" w:cs="Arial" w:eastAsia="Arial" w:hAnsi="Arial"/>
+                <w:b/>
+                <w:bCs/>
+                <w:i w:val="false"/>
+                <w:iCs w:val="false"/>
+                <w:color w:val="000000"/>
+                <w:sz w:val="22"/>
+                <w:szCs w:val="22"/>
+              </w:rPr>
+              <w:t xml:space="preserve">Independent Practice / Code Along</w:t>
+            </w:r>
+            <w:r>
+              <w:rPr>
+                <w:rFonts w:ascii="Arial" w:cs="Arial" w:eastAsia="Arial" w:hAnsi="Arial"/>
+                <w:sz w:val="20"/>
+                <w:szCs w:val="20"/>
+              </w:rPr>
+              <w:br/>
+              <w:t xml:space="preserve"/>
+            </w:r>
+            <w:r>
+              <w:rPr>
+                <w:rFonts w:ascii="Arial" w:cs="Arial" w:eastAsia="Arial" w:hAnsi="Arial"/>
+                <w:b w:val="false"/>
+                <w:bCs w:val="false"/>
+                <w:i w:val="false"/>
+                <w:iCs w:val="false"/>
+                <w:color w:val="000000"/>
+                <w:sz w:val="20"/>
+                <w:szCs w:val="20"/>
+              </w:rPr>
+              <w:t xml:space="preserve">    Work through problems from the day's exercise set.</w:t>
+            </w:r>
+            <w:r>
+              <w:rPr>
+                <w:rFonts w:ascii="Arial" w:cs="Arial" w:eastAsia="Arial" w:hAnsi="Arial"/>
+                <w:sz w:val="20"/>
+                <w:szCs w:val="20"/>
+              </w:rPr>
+              <w:br/>
+              <w:t xml:space="preserve"/>
+            </w:r>
+            <w:r>
+              <w:rPr>
+                <w:rFonts w:ascii="Arial" w:cs="Arial" w:eastAsia="Arial" w:hAnsi="Arial"/>
+                <w:sz w:val="20"/>
+                <w:szCs w:val="20"/>
+              </w:rPr>
+              <w:br/>
+              <w:t xml:space="preserve"/>
+            </w:r>
+            <w:r>
+              <w:rPr>
+                <w:rFonts w:ascii="Arial" w:cs="Arial" w:eastAsia="Arial" w:hAnsi="Arial"/>
+                <w:b w:val="false"/>
+                <w:bCs w:val="false"/>
+                <w:i/>
+                <w:iCs/>
+                <w:color w:val="555555"/>
+                <w:sz w:val="20"/>
+                <w:szCs w:val="20"/>
+              </w:rPr>
+              <w:t xml:space="preserve">→ Teacher circulates — offer hints, check for understanding.</w:t>
             </w:r>
           </w:p>
         </w:tc>
@@ -493,9 +1180,9 @@
               <w:right w:val="single" w:color="CCCCCC" w:sz="1"/>
             </w:tcBorders>
             <w:tcMar>
-              <w:top w:type="dxa" w:w="60"/>
+              <w:top w:type="dxa" w:w="80"/>
               <w:left w:type="dxa" w:w="120"/>
-              <w:bottom w:type="dxa" w:w="60"/>
+              <w:bottom w:type="dxa" w:w="80"/>
               <w:right w:type="dxa" w:w="120"/>
             </w:tcMar>
           </w:tcPr>
@@ -522,20 +1209,90 @@
               <w:right w:val="single" w:color="CCCCCC" w:sz="1"/>
             </w:tcBorders>
             <w:tcMar>
-              <w:top w:type="dxa" w:w="60"/>
+              <w:top w:type="dxa" w:w="80"/>
               <w:left w:type="dxa" w:w="120"/>
-              <w:bottom w:type="dxa" w:w="60"/>
+              <w:bottom w:type="dxa" w:w="80"/>
               <w:right w:type="dxa" w:w="120"/>
             </w:tcMar>
           </w:tcPr>
           <w:p>
-            <w:r>
-              <w:rPr>
-                <w:rFonts w:ascii="Arial" w:cs="Arial" w:eastAsia="Arial" w:hAnsi="Arial"/>
-                <w:sz w:val="20"/>
-                <w:szCs w:val="20"/>
+            <w:pPr>
+              <w:spacing w:after="80" w:before="80"/>
+            </w:pPr>
+            <w:r>
+              <w:rPr>
+                <w:rFonts w:ascii="Arial" w:cs="Arial" w:eastAsia="Arial" w:hAnsi="Arial"/>
+                <w:b/>
+                <w:bCs/>
+                <w:i w:val="false"/>
+                <w:iCs w:val="false"/>
+                <w:color w:val="000000"/>
+                <w:sz w:val="22"/>
+                <w:szCs w:val="22"/>
               </w:rPr>
               <w:t xml:space="preserve">Exit Ticket / Wrap-Up</w:t>
+            </w:r>
+            <w:r>
+              <w:rPr>
+                <w:rFonts w:ascii="Arial" w:cs="Arial" w:eastAsia="Arial" w:hAnsi="Arial"/>
+                <w:sz w:val="20"/>
+                <w:szCs w:val="20"/>
+              </w:rPr>
+              <w:br/>
+              <w:t xml:space="preserve"/>
+            </w:r>
+            <w:r>
+              <w:rPr>
+                <w:rFonts w:ascii="Arial" w:cs="Arial" w:eastAsia="Arial" w:hAnsi="Arial"/>
+                <w:sz w:val="20"/>
+                <w:szCs w:val="20"/>
+              </w:rPr>
+              <w:br/>
+              <w:t xml:space="preserve"/>
+            </w:r>
+            <w:r>
+              <w:rPr>
+                <w:rFonts w:ascii="Arial" w:cs="Arial" w:eastAsia="Arial" w:hAnsi="Arial"/>
+                <w:b w:val="false"/>
+                <w:bCs w:val="false"/>
+                <w:i w:val="false"/>
+                <w:iCs w:val="false"/>
+                <w:color w:val="000000"/>
+                <w:sz w:val="20"/>
+                <w:szCs w:val="20"/>
+              </w:rPr>
+              <w:t xml:space="preserve">Quick Check: Create interactive buttons and hook them to C# methods?</w:t>
+            </w:r>
+            <w:r>
+              <w:rPr>
+                <w:rFonts w:ascii="Arial" w:cs="Arial" w:eastAsia="Arial" w:hAnsi="Arial"/>
+                <w:sz w:val="20"/>
+                <w:szCs w:val="20"/>
+              </w:rPr>
+              <w:br/>
+              <w:t xml:space="preserve"/>
+            </w:r>
+            <w:r>
+              <w:rPr>
+                <w:rFonts w:ascii="Arial" w:cs="Arial" w:eastAsia="Arial" w:hAnsi="Arial"/>
+                <w:sz w:val="20"/>
+                <w:szCs w:val="20"/>
+              </w:rPr>
+              <w:br/>
+              <w:t xml:space="preserve"/>
+            </w:r>
+            <w:r>
+              <w:rPr>
+                <w:rFonts w:ascii="Arial" w:cs="Arial" w:eastAsia="Arial" w:hAnsi="Arial"/>
+                <w:b w:val="false"/>
+                <w:bCs w:val="false"/>
+                <w:i/>
+                <w:iCs/>
+                <w:color w:val="555555"/>
+                <w:sz w:val="20"/>
+                <w:szCs w:val="20"/>
+              </w:rPr>
+              <w:t xml:space="preserve">→ 3–2–1: Name 3 things learned, 2 new vocab words, 1 question you still have.</w:t>
             </w:r>
           </w:p>
         </w:tc>

--- a/Video Game Design - year/Unit 5 - Game Design Principles & UI/Daily Lesson Plans/Word/Day 7.docx
+++ b/Video Game Design - year/Unit 5 - Game Design Principles & UI/Daily Lesson Plans/Word/Day 7.docx
@@ -380,7 +380,7 @@
                 <w:sz w:val="20"/>
                 <w:szCs w:val="20"/>
               </w:rPr>
-              <w:t xml:space="preserve">    What do you already know about how to create interactive buttons and hook them to C# methods?</w:t>
+              <w:t xml:space="preserve">    If you were going to create interactive buttons and hook them to C# methods, what pieces or steps would you need? Brainstorm a quick list.</w:t>
             </w:r>
             <w:r>
               <w:rPr>
@@ -477,7 +477,7 @@
                 <w:sz w:val="20"/>
                 <w:szCs w:val="20"/>
               </w:rPr>
-              <w:t xml:space="preserve">Today's Goal: By the end of class you will be able to create interactive buttons and hook them to C# methods.</w:t>
+              <w:t xml:space="preserve">Today’s Goal: By the end of class you will be able to create interactive buttons and hook them to C# methods.</w:t>
             </w:r>
             <w:r>
               <w:rPr>
@@ -1261,7 +1261,7 @@
                 <w:sz w:val="20"/>
                 <w:szCs w:val="20"/>
               </w:rPr>
-              <w:t xml:space="preserve">Quick Check: Create interactive buttons and hook them to C# methods?</w:t>
+              <w:t xml:space="preserve">What are the 2-3 most important steps when you create interactive buttons and hook them to C# methods? What could go wrong if you skip one?</w:t>
             </w:r>
             <w:r>
               <w:rPr>

--- a/Video Game Design - year/Unit 5 - Game Design Principles & UI/Daily Lesson Plans/Word/Day 7.docx
+++ b/Video Game Design - year/Unit 5 - Game Design Principles & UI/Daily Lesson Plans/Word/Day 7.docx
@@ -728,6 +728,50 @@
                 <w:sz w:val="20"/>
                 <w:szCs w:val="20"/>
               </w:rPr>
+              <w:t xml:space="preserve">    • Inspector: Drag object + select method in Editor (visual, no code needed)</w:t>
+            </w:r>
+            <w:r>
+              <w:rPr>
+                <w:rFonts w:ascii="Arial" w:cs="Arial" w:eastAsia="Arial" w:hAnsi="Arial"/>
+                <w:sz w:val="20"/>
+                <w:szCs w:val="20"/>
+              </w:rPr>
+              <w:br/>
+              <w:t xml:space="preserve"/>
+            </w:r>
+            <w:r>
+              <w:rPr>
+                <w:rFonts w:ascii="Arial" w:cs="Arial" w:eastAsia="Arial" w:hAnsi="Arial"/>
+                <w:b w:val="false"/>
+                <w:bCs w:val="false"/>
+                <w:i w:val="false"/>
+                <w:iCs w:val="false"/>
+                <w:color w:val="000000"/>
+                <w:sz w:val="20"/>
+                <w:szCs w:val="20"/>
+              </w:rPr>
+              <w:t xml:space="preserve">    • Script: Use button.onClick.AddListener() to register methods programmatically</w:t>
+            </w:r>
+            <w:r>
+              <w:rPr>
+                <w:rFonts w:ascii="Arial" w:cs="Arial" w:eastAsia="Arial" w:hAnsi="Arial"/>
+                <w:sz w:val="20"/>
+                <w:szCs w:val="20"/>
+              </w:rPr>
+              <w:br/>
+              <w:t xml:space="preserve"/>
+            </w:r>
+            <w:r>
+              <w:rPr>
+                <w:rFonts w:ascii="Arial" w:cs="Arial" w:eastAsia="Arial" w:hAnsi="Arial"/>
+                <w:b w:val="false"/>
+                <w:bCs w:val="false"/>
+                <w:i w:val="false"/>
+                <w:iCs w:val="false"/>
+                <w:color w:val="000000"/>
+                <w:sz w:val="20"/>
+                <w:szCs w:val="20"/>
+              </w:rPr>
               <w:t xml:space="preserve">    • Normal: Default appearance</w:t>
             </w:r>
             <w:r>
@@ -1125,6 +1169,19 @@
             <w:r>
               <w:rPr>
                 <w:rFonts w:ascii="Arial" w:cs="Arial" w:eastAsia="Arial" w:hAnsi="Arial"/>
+                <w:b/>
+                <w:bCs/>
+                <w:i w:val="false"/>
+                <w:iCs w:val="false"/>
+                <w:color w:val="000000"/>
+                <w:sz w:val="20"/>
+                <w:szCs w:val="20"/>
+              </w:rPr>
+              <w:t xml:space="preserve">    Beginner: </w:t>
+            </w:r>
+            <w:r>
+              <w:rPr>
+                <w:rFonts w:ascii="Arial" w:cs="Arial" w:eastAsia="Arial" w:hAnsi="Arial"/>
                 <w:b w:val="false"/>
                 <w:bCs w:val="false"/>
                 <w:i w:val="false"/>
@@ -1133,7 +1190,77 @@
                 <w:sz w:val="20"/>
                 <w:szCs w:val="20"/>
               </w:rPr>
-              <w:t xml:space="preserve">    Work through problems from the day's exercise set.</w:t>
+              <w:t xml:space="preserve">Create a button that increments a counter and displays it in TextMeshPro text.</w:t>
+            </w:r>
+            <w:r>
+              <w:rPr>
+                <w:rFonts w:ascii="Arial" w:cs="Arial" w:eastAsia="Arial" w:hAnsi="Arial"/>
+                <w:sz w:val="20"/>
+                <w:szCs w:val="20"/>
+              </w:rPr>
+              <w:br/>
+              <w:t xml:space="preserve"/>
+            </w:r>
+            <w:r>
+              <w:rPr>
+                <w:rFonts w:ascii="Arial" w:cs="Arial" w:eastAsia="Arial" w:hAnsi="Arial"/>
+                <w:b/>
+                <w:bCs/>
+                <w:i w:val="false"/>
+                <w:iCs w:val="false"/>
+                <w:color w:val="000000"/>
+                <w:sz w:val="20"/>
+                <w:szCs w:val="20"/>
+              </w:rPr>
+              <w:t xml:space="preserve">    Intermediate: </w:t>
+            </w:r>
+            <w:r>
+              <w:rPr>
+                <w:rFonts w:ascii="Arial" w:cs="Arial" w:eastAsia="Arial" w:hAnsi="Arial"/>
+                <w:b w:val="false"/>
+                <w:bCs w:val="false"/>
+                <w:i w:val="false"/>
+                <w:iCs w:val="false"/>
+                <w:color w:val="000000"/>
+                <w:sz w:val="20"/>
+                <w:szCs w:val="20"/>
+              </w:rPr>
+              <w:t xml:space="preserve">Create two buttons: "Increase Volume" and "Decrease Volume." They should update a volume slider (or just log the current value).…</w:t>
+            </w:r>
+            <w:r>
+              <w:rPr>
+                <w:rFonts w:ascii="Arial" w:cs="Arial" w:eastAsia="Arial" w:hAnsi="Arial"/>
+                <w:sz w:val="20"/>
+                <w:szCs w:val="20"/>
+              </w:rPr>
+              <w:br/>
+              <w:t xml:space="preserve"/>
+            </w:r>
+            <w:r>
+              <w:rPr>
+                <w:rFonts w:ascii="Arial" w:cs="Arial" w:eastAsia="Arial" w:hAnsi="Arial"/>
+                <w:b/>
+                <w:bCs/>
+                <w:i w:val="false"/>
+                <w:iCs w:val="false"/>
+                <w:color w:val="000000"/>
+                <w:sz w:val="20"/>
+                <w:szCs w:val="20"/>
+              </w:rPr>
+              <w:t xml:space="preserve">    Challenge: </w:t>
+            </w:r>
+            <w:r>
+              <w:rPr>
+                <w:rFonts w:ascii="Arial" w:cs="Arial" w:eastAsia="Arial" w:hAnsi="Arial"/>
+                <w:b w:val="false"/>
+                <w:bCs w:val="false"/>
+                <w:i w:val="false"/>
+                <w:iCs w:val="false"/>
+                <w:color w:val="000000"/>
+                <w:sz w:val="20"/>
+                <w:szCs w:val="20"/>
+              </w:rPr>
+              <w:t xml:space="preserve">Create a button that disables itself after being clicked, then re-enables itself after 5 seconds. Show a countdown timer on the button text.…</w:t>
             </w:r>
             <w:r>
               <w:rPr>
@@ -1486,305 +1613,6 @@
           <w:szCs w:val="20"/>
         </w:rPr>
         <w:t xml:space="preserve">Disabled: Grayed out</w:t>
-      </w:r>
-    </w:p>
-    <w:p>
-      <w:pPr>
-        <w:spacing w:after="60"/>
-      </w:pPr>
-      <w:r>
-        <w:rPr>
-          <w:rFonts w:ascii="Arial" w:cs="Arial" w:eastAsia="Arial" w:hAnsi="Arial"/>
-          <w:sz w:val="20"/>
-          <w:szCs w:val="20"/>
-        </w:rPr>
-        <w:t xml:space="preserve">1. Create Canvas with Buttons:</w:t>
-      </w:r>
-    </w:p>
-    <w:p>
-      <w:pPr>
-        <w:spacing w:after="60"/>
-      </w:pPr>
-      <w:r>
-        <w:rPr>
-          <w:rFonts w:ascii="Arial" w:cs="Arial" w:eastAsia="Arial" w:hAnsi="Arial"/>
-          <w:sz w:val="20"/>
-          <w:szCs w:val="20"/>
-        </w:rPr>
-        <w:t xml:space="preserve">- Right-click Hierarchy → UI → Canvas</w:t>
-      </w:r>
-    </w:p>
-    <w:p>
-      <w:pPr>
-        <w:spacing w:after="60"/>
-      </w:pPr>
-      <w:r>
-        <w:rPr>
-          <w:rFonts w:ascii="Arial" w:cs="Arial" w:eastAsia="Arial" w:hAnsi="Arial"/>
-          <w:sz w:val="20"/>
-          <w:szCs w:val="20"/>
-        </w:rPr>
-        <w:t xml:space="preserve">- Right-click Canvas → UI → Button</w:t>
-      </w:r>
-    </w:p>
-    <w:p>
-      <w:pPr>
-        <w:spacing w:after="60"/>
-      </w:pPr>
-      <w:r>
-        <w:rPr>
-          <w:rFonts w:ascii="Arial" w:cs="Arial" w:eastAsia="Arial" w:hAnsi="Arial"/>
-          <w:sz w:val="20"/>
-          <w:szCs w:val="20"/>
-        </w:rPr>
-        <w:t xml:space="preserve">- Unity creates a Button with a TextMeshPro child</w:t>
-      </w:r>
-    </w:p>
-    <w:p>
-      <w:pPr>
-        <w:spacing w:after="60"/>
-      </w:pPr>
-      <w:r>
-        <w:rPr>
-          <w:rFonts w:ascii="Arial" w:cs="Arial" w:eastAsia="Arial" w:hAnsi="Arial"/>
-          <w:sz w:val="20"/>
-          <w:szCs w:val="20"/>
-        </w:rPr>
-        <w:t xml:space="preserve">2. Configure Button:</w:t>
-      </w:r>
-    </w:p>
-    <w:p>
-      <w:pPr>
-        <w:spacing w:after="60"/>
-      </w:pPr>
-      <w:r>
-        <w:rPr>
-          <w:rFonts w:ascii="Arial" w:cs="Arial" w:eastAsia="Arial" w:hAnsi="Arial"/>
-          <w:sz w:val="20"/>
-          <w:szCs w:val="20"/>
-        </w:rPr>
-        <w:t xml:space="preserve">- In Inspector, Button component section</w:t>
-      </w:r>
-    </w:p>
-    <w:p>
-      <w:pPr>
-        <w:spacing w:after="60"/>
-      </w:pPr>
-      <w:r>
-        <w:rPr>
-          <w:rFonts w:ascii="Arial" w:cs="Arial" w:eastAsia="Arial" w:hAnsi="Arial"/>
-          <w:sz w:val="20"/>
-          <w:szCs w:val="20"/>
-        </w:rPr>
-        <w:t xml:space="preserve">- Click the circle next to "Normal Color" to set appearance</w:t>
-      </w:r>
-    </w:p>
-    <w:p>
-      <w:pPr>
-        <w:spacing w:after="60"/>
-      </w:pPr>
-      <w:r>
-        <w:rPr>
-          <w:rFonts w:ascii="Arial" w:cs="Arial" w:eastAsia="Arial" w:hAnsi="Arial"/>
-          <w:sz w:val="20"/>
-          <w:szCs w:val="20"/>
-        </w:rPr>
-        <w:t xml:space="preserve">- Navigation: "Automatic" (allows keyboard/gamepad control)</w:t>
-      </w:r>
-    </w:p>
-    <w:p>
-      <w:pPr>
-        <w:spacing w:after="60"/>
-      </w:pPr>
-      <w:r>
-        <w:rPr>
-          <w:rFonts w:ascii="Arial" w:cs="Arial" w:eastAsia="Arial" w:hAnsi="Arial"/>
-          <w:sz w:val="20"/>
-          <w:szCs w:val="20"/>
-        </w:rPr>
-        <w:t xml:space="preserve">3. Method A: Hook in Inspector:</w:t>
-      </w:r>
-    </w:p>
-    <w:p>
-      <w:pPr>
-        <w:spacing w:after="60"/>
-      </w:pPr>
-      <w:r>
-        <w:rPr>
-          <w:rFonts w:ascii="Arial" w:cs="Arial" w:eastAsia="Arial" w:hAnsi="Arial"/>
-          <w:sz w:val="20"/>
-          <w:szCs w:val="20"/>
-        </w:rPr>
-        <w:t xml:space="preserve">- Select the Button</w:t>
-      </w:r>
-    </w:p>
-    <w:p>
-      <w:pPr>
-        <w:spacing w:after="60"/>
-      </w:pPr>
-      <w:r>
-        <w:rPr>
-          <w:rFonts w:ascii="Arial" w:cs="Arial" w:eastAsia="Arial" w:hAnsi="Arial"/>
-          <w:sz w:val="20"/>
-          <w:szCs w:val="20"/>
-        </w:rPr>
-        <w:t xml:space="preserve">- In Button component, find "On Click ()"</w:t>
-      </w:r>
-    </w:p>
-    <w:p>
-      <w:pPr>
-        <w:spacing w:after="60"/>
-      </w:pPr>
-      <w:r>
-        <w:rPr>
-          <w:rFonts w:ascii="Arial" w:cs="Arial" w:eastAsia="Arial" w:hAnsi="Arial"/>
-          <w:sz w:val="20"/>
-          <w:szCs w:val="20"/>
-        </w:rPr>
-        <w:t xml:space="preserve">- Click "+" to add a listener</w:t>
-      </w:r>
-    </w:p>
-    <w:p>
-      <w:pPr>
-        <w:spacing w:after="60"/>
-      </w:pPr>
-      <w:r>
-        <w:rPr>
-          <w:rFonts w:ascii="Arial" w:cs="Arial" w:eastAsia="Arial" w:hAnsi="Arial"/>
-          <w:sz w:val="20"/>
-          <w:szCs w:val="20"/>
-        </w:rPr>
-        <w:t xml:space="preserve">- Drag your script GameObject into the object field</w:t>
-      </w:r>
-    </w:p>
-    <w:p>
-      <w:pPr>
-        <w:spacing w:after="60"/>
-      </w:pPr>
-      <w:r>
-        <w:rPr>
-          <w:rFonts w:ascii="Arial" w:cs="Arial" w:eastAsia="Arial" w:hAnsi="Arial"/>
-          <w:sz w:val="20"/>
-          <w:szCs w:val="20"/>
-        </w:rPr>
-        <w:t xml:space="preserve">- Dropdown: Select your script class</w:t>
-      </w:r>
-    </w:p>
-    <w:p>
-      <w:pPr>
-        <w:spacing w:after="60"/>
-      </w:pPr>
-      <w:r>
-        <w:rPr>
-          <w:rFonts w:ascii="Arial" w:cs="Arial" w:eastAsia="Arial" w:hAnsi="Arial"/>
-          <w:sz w:val="20"/>
-          <w:szCs w:val="20"/>
-        </w:rPr>
-        <w:t xml:space="preserve">- Dropdown: Select the public method to call</w:t>
-      </w:r>
-    </w:p>
-    <w:p>
-      <w:pPr>
-        <w:spacing w:after="60"/>
-      </w:pPr>
-      <w:r>
-        <w:rPr>
-          <w:rFonts w:ascii="Arial" w:cs="Arial" w:eastAsia="Arial" w:hAnsi="Arial"/>
-          <w:sz w:val="20"/>
-          <w:szCs w:val="20"/>
-        </w:rPr>
-        <w:t xml:space="preserve">4. Method B: Hook in Code:</w:t>
-      </w:r>
-    </w:p>
-    <w:p>
-      <w:pPr>
-        <w:spacing w:after="60"/>
-      </w:pPr>
-      <w:r>
-        <w:rPr>
-          <w:rFonts w:ascii="Arial" w:cs="Arial" w:eastAsia="Arial" w:hAnsi="Arial"/>
-          <w:sz w:val="20"/>
-          <w:szCs w:val="20"/>
-        </w:rPr>
-        <w:t xml:space="preserve">- Attach ButtonManager.cs script to a GameObject</w:t>
-      </w:r>
-    </w:p>
-    <w:p>
-      <w:pPr>
-        <w:spacing w:after="60"/>
-      </w:pPr>
-      <w:r>
-        <w:rPr>
-          <w:rFonts w:ascii="Arial" w:cs="Arial" w:eastAsia="Arial" w:hAnsi="Arial"/>
-          <w:sz w:val="20"/>
-          <w:szCs w:val="20"/>
-        </w:rPr>
-        <w:t xml:space="preserve">- Assign playButton reference in Inspector</w:t>
-      </w:r>
-    </w:p>
-    <w:p>
-      <w:pPr>
-        <w:spacing w:after="60"/>
-      </w:pPr>
-      <w:r>
-        <w:rPr>
-          <w:rFonts w:ascii="Arial" w:cs="Arial" w:eastAsia="Arial" w:hAnsi="Arial"/>
-          <w:sz w:val="20"/>
-          <w:szCs w:val="20"/>
-        </w:rPr>
-        <w:t xml:space="preserve">- Method is registered in Start()</w:t>
-      </w:r>
-    </w:p>
-    <w:p>
-      <w:pPr>
-        <w:spacing w:after="60"/>
-      </w:pPr>
-      <w:r>
-        <w:rPr>
-          <w:rFonts w:ascii="Arial" w:cs="Arial" w:eastAsia="Arial" w:hAnsi="Arial"/>
-          <w:sz w:val="20"/>
-          <w:szCs w:val="20"/>
-        </w:rPr>
-        <w:t xml:space="preserve">5. Test:</w:t>
-      </w:r>
-    </w:p>
-    <w:p>
-      <w:pPr>
-        <w:spacing w:after="60"/>
-      </w:pPr>
-      <w:r>
-        <w:rPr>
-          <w:rFonts w:ascii="Arial" w:cs="Arial" w:eastAsia="Arial" w:hAnsi="Arial"/>
-          <w:sz w:val="20"/>
-          <w:szCs w:val="20"/>
-        </w:rPr>
-        <w:t xml:space="preserve">- Play the scene</w:t>
-      </w:r>
-    </w:p>
-    <w:p>
-      <w:pPr>
-        <w:spacing w:after="60"/>
-      </w:pPr>
-      <w:r>
-        <w:rPr>
-          <w:rFonts w:ascii="Arial" w:cs="Arial" w:eastAsia="Arial" w:hAnsi="Arial"/>
-          <w:sz w:val="20"/>
-          <w:szCs w:val="20"/>
-        </w:rPr>
-        <w:t xml:space="preserve">- Click the button</w:t>
-      </w:r>
-    </w:p>
-    <w:p>
-      <w:pPr>
-        <w:spacing w:after="60"/>
-      </w:pPr>
-      <w:r>
-        <w:rPr>
-          <w:rFonts w:ascii="Arial" w:cs="Arial" w:eastAsia="Arial" w:hAnsi="Arial"/>
-          <w:sz w:val="20"/>
-          <w:szCs w:val="20"/>
-        </w:rPr>
-        <w:t xml:space="preserve">- Check Console for debug output</w:t>
       </w:r>
     </w:p>
     <w:p>
@@ -2986,6 +2814,94 @@
       <w:pPr>
         <w:spacing w:after="160"/>
       </w:pPr>
+    </w:p>
+    <w:p>
+      <w:pPr>
+        <w:pBdr>
+          <w:bottom w:val="single" w:color="5B2D8E" w:sz="4" w:space="4"/>
+        </w:pBdr>
+        <w:spacing w:after="100" w:before="120"/>
+      </w:pPr>
+      <w:r>
+        <w:rPr>
+          <w:rFonts w:ascii="Arial" w:cs="Arial" w:eastAsia="Arial" w:hAnsi="Arial"/>
+          <w:b/>
+          <w:bCs/>
+          <w:color w:val="5B2D8E"/>
+          <w:sz w:val="24"/>
+          <w:szCs w:val="24"/>
+        </w:rPr>
+        <w:t xml:space="preserve">Practice Problems</w:t>
+      </w:r>
+    </w:p>
+    <w:p>
+      <w:pPr>
+        <w:spacing w:after="80"/>
+      </w:pPr>
+      <w:r>
+        <w:rPr>
+          <w:rFonts w:ascii="Arial" w:cs="Arial" w:eastAsia="Arial" w:hAnsi="Arial"/>
+          <w:b/>
+          <w:bCs/>
+          <w:sz w:val="20"/>
+          <w:szCs w:val="20"/>
+        </w:rPr>
+        <w:t xml:space="preserve">Problem 1: </w:t>
+      </w:r>
+      <w:r>
+        <w:rPr>
+          <w:rFonts w:ascii="Arial" w:cs="Arial" w:eastAsia="Arial" w:hAnsi="Arial"/>
+          <w:sz w:val="20"/>
+          <w:szCs w:val="20"/>
+        </w:rPr>
+        <w:t xml:space="preserve">Beginner:  Create a button that increments a counter and displays it in TextMeshPro text.</w:t>
+      </w:r>
+    </w:p>
+    <w:p>
+      <w:pPr>
+        <w:spacing w:after="80"/>
+      </w:pPr>
+      <w:r>
+        <w:rPr>
+          <w:rFonts w:ascii="Arial" w:cs="Arial" w:eastAsia="Arial" w:hAnsi="Arial"/>
+          <w:b/>
+          <w:bCs/>
+          <w:sz w:val="20"/>
+          <w:szCs w:val="20"/>
+        </w:rPr>
+        <w:t xml:space="preserve">Problem 2: </w:t>
+      </w:r>
+      <w:r>
+        <w:rPr>
+          <w:rFonts w:ascii="Arial" w:cs="Arial" w:eastAsia="Arial" w:hAnsi="Arial"/>
+          <w:sz w:val="20"/>
+          <w:szCs w:val="20"/>
+        </w:rPr>
+        <w:t xml:space="preserve">Intermediate:  Create two buttons: "Increase Volume" and "Decrease Volume." They should update a volume slider (or just log the current value).</w:t>
+      </w:r>
+    </w:p>
+    <w:p>
+      <w:pPr>
+        <w:spacing w:after="80"/>
+      </w:pPr>
+      <w:r>
+        <w:rPr>
+          <w:rFonts w:ascii="Arial" w:cs="Arial" w:eastAsia="Arial" w:hAnsi="Arial"/>
+          <w:b/>
+          <w:bCs/>
+          <w:sz w:val="20"/>
+          <w:szCs w:val="20"/>
+        </w:rPr>
+        <w:t xml:space="preserve">Problem 3: </w:t>
+      </w:r>
+      <w:r>
+        <w:rPr>
+          <w:rFonts w:ascii="Arial" w:cs="Arial" w:eastAsia="Arial" w:hAnsi="Arial"/>
+          <w:sz w:val="20"/>
+          <w:szCs w:val="20"/>
+        </w:rPr>
+        <w:t xml:space="preserve">Challenge:  Create a button that disables itself after being clicked, then re-enables itself after 5 seconds. Show a countdown timer on the button text.</w:t>
+      </w:r>
     </w:p>
     <w:p>
       <w:pPr>
